--- a/파이썬-심화-데이터분석/01_컴프리헨션_제너레이터_정리본.docx
+++ b/파이썬-심화-데이터분석/01_컴프리헨션_제너레이터_정리본.docx
@@ -4597,460 +4597,6 @@
       </w:pPr>
       <w:r>
         <w:t xml:space="preserve"/>
-      </w:r>
-    </w:p>
-    <w:p>
-      <w:pPr>
-        <w:pStyle w:val="Heading2"/>
-      </w:pPr>
-      <w:r>
-        <w:t xml:space="preserve">확인 퀴즈</w:t>
-      </w:r>
-    </w:p>
-    <w:p>
-      <w:pPr>
-        <w:pStyle w:val="ListParagraph"/>
-        <w:numPr>
-          <w:ilvl w:val="0"/>
-          <w:numId w:val="2"/>
-        </w:numPr>
-        <w:spacing w:after="80" w:line="264"/>
-      </w:pPr>
-      <w:r>
-        <w:t xml:space="preserve">[x for x in xs if x&gt;0] 와 [x if x&gt;0 else 0 for x in xs] 의 if는 각각 필터인가 변환인가?</w:t>
-      </w:r>
-    </w:p>
-    <w:p>
-      <w:pPr>
-        <w:pStyle w:val="ListParagraph"/>
-        <w:numPr>
-          <w:ilvl w:val="0"/>
-          <w:numId w:val="2"/>
-        </w:numPr>
-        <w:spacing w:after="80" w:line="264"/>
-      </w:pPr>
-      <w:r>
-        <w:t xml:space="preserve">컴프리헨션에서 앞 위치의 if에 else를 빠뜨리면 무슨 에러가 나는가?</w:t>
-      </w:r>
-    </w:p>
-    <w:p>
-      <w:pPr>
-        <w:pStyle w:val="ListParagraph"/>
-        <w:numPr>
-          <w:ilvl w:val="0"/>
-          <w:numId w:val="2"/>
-        </w:numPr>
-        <w:spacing w:after="80" w:line="264"/>
-      </w:pPr>
-      <w:r>
-        <w:t xml:space="preserve">iterable과 iterator의 차이를 next() 관점에서 설명하시오.</w:t>
-      </w:r>
-    </w:p>
-    <w:p>
-      <w:pPr>
-        <w:pStyle w:val="ListParagraph"/>
-        <w:numPr>
-          <w:ilvl w:val="0"/>
-          <w:numId w:val="2"/>
-        </w:numPr>
-        <w:spacing w:after="80" w:line="264"/>
-      </w:pPr>
-      <w:r>
-        <w:t xml:space="preserve">g = map(int, [...]) 를 list(g)로 두 번 호출하면 두 번째 결과는?</w:t>
-      </w:r>
-    </w:p>
-    <w:p>
-      <w:pPr>
-        <w:pStyle w:val="ListParagraph"/>
-        <w:numPr>
-          <w:ilvl w:val="0"/>
-          <w:numId w:val="2"/>
-        </w:numPr>
-        <w:spacing w:after="80" w:line="264"/>
-      </w:pPr>
-      <w:r>
-        <w:t xml:space="preserve">제너레이터 함수를 호출(gen())하면 그 즉시 본문이 실행되는가?</w:t>
-      </w:r>
-    </w:p>
-    <w:p>
-      <w:pPr>
-        <w:pStyle w:val="ListParagraph"/>
-        <w:numPr>
-          <w:ilvl w:val="0"/>
-          <w:numId w:val="2"/>
-        </w:numPr>
-        <w:spacing w:after="80" w:line="264"/>
-      </w:pPr>
-      <w:r>
-        <w:t xml:space="preserve">sum(x*x for x in xs) 처럼 소괄호로 감싼 것은 무엇이며 장점은?</w:t>
-      </w:r>
-    </w:p>
-    <w:p>
-      <w:pPr>
-        <w:pStyle w:val="ListParagraph"/>
-        <w:numPr>
-          <w:ilvl w:val="0"/>
-          <w:numId w:val="2"/>
-        </w:numPr>
-        <w:spacing w:after="80" w:line="264"/>
-      </w:pPr>
-      <w:r>
-        <w:t xml:space="preserve">sorted(xs) 와 xs.sort() 의 반환값 차이는?</w:t>
-      </w:r>
-    </w:p>
-    <w:p>
-      <w:pPr>
-        <w:pStyle w:val="ListParagraph"/>
-        <w:numPr>
-          <w:ilvl w:val="0"/>
-          <w:numId w:val="2"/>
-        </w:numPr>
-        <w:spacing w:after="80" w:line="264"/>
-      </w:pPr>
-      <w:r>
-        <w:t xml:space="preserve">itertools.groupby를 쓰기 전에 반드시 해야 하는 것과, 그룹(g)의 주의점은?</w:t>
-      </w:r>
-    </w:p>
-    <w:p>
-      <w:pPr>
-        <w:pStyle w:val="ListParagraph"/>
-        <w:numPr>
-          <w:ilvl w:val="0"/>
-          <w:numId w:val="2"/>
-        </w:numPr>
-        <w:spacing w:after="80" w:line="264"/>
-      </w:pPr>
-      <w:r>
-        <w:t xml:space="preserve">def f(*args, **kwargs) 에서 args와 kwargs의 자료형은? 이것은 packing인가 unpacking인가?</w:t>
-      </w:r>
-    </w:p>
-    <w:p>
-      <w:pPr>
-        <w:pStyle w:val="ListParagraph"/>
-        <w:numPr>
-          <w:ilvl w:val="0"/>
-          <w:numId w:val="2"/>
-        </w:numPr>
-        <w:spacing w:after="80" w:line="264"/>
-      </w:pPr>
-      <w:r>
-        <w:t xml:space="preserve">zip(names, ages)에서 두 리스트 길이가 다르면 어떻게 되는가?</w:t>
-      </w:r>
-    </w:p>
-    <w:p>
-      <w:r>
-        <w:br w:type="page"/>
-      </w:r>
-    </w:p>
-    <w:p>
-      <w:pPr>
-        <w:pStyle w:val="Heading1"/>
-      </w:pPr>
-      <w:r>
-        <w:t xml:space="preserve">정답 및 해설</w:t>
-      </w:r>
-    </w:p>
-    <w:p>
-      <w:pPr>
-        <w:shd w:fill="E2EFDA" w:val="clear"/>
-        <w:spacing w:after="100" w:line="264"/>
-      </w:pPr>
-      <w:r>
-        <w:rPr>
-          <w:b/>
-          <w:bCs/>
-          <w:color w:val="375623"/>
-        </w:rPr>
-        <w:t xml:space="preserve">1. </w:t>
-      </w:r>
-      <w:r>
-        <w:t xml:space="preserve">앞의 것(뒤 if)은 </w:t>
-      </w:r>
-      <w:r>
-        <w:rPr>
-          <w:b/>
-          <w:bCs/>
-        </w:rPr>
-        <w:t xml:space="preserve">필터</w:t>
-      </w:r>
-      <w:r>
-        <w:t xml:space="preserve">(개수 감소), 뒤의 것(앞 if-else)은 </w:t>
-      </w:r>
-      <w:r>
-        <w:rPr>
-          <w:b/>
-          <w:bCs/>
-        </w:rPr>
-        <w:t xml:space="preserve">변환</w:t>
-      </w:r>
-      <w:r>
-        <w:t xml:space="preserve">(개수 유지).</w:t>
-      </w:r>
-    </w:p>
-    <w:p>
-      <w:pPr>
-        <w:shd w:fill="E2EFDA" w:val="clear"/>
-        <w:spacing w:after="100" w:line="264"/>
-      </w:pPr>
-      <w:r>
-        <w:rPr>
-          <w:b/>
-          <w:bCs/>
-          <w:color w:val="375623"/>
-        </w:rPr>
-        <w:t xml:space="preserve">2. </w:t>
-      </w:r>
-      <w:r>
-        <w:rPr>
-          <w:b/>
-          <w:bCs/>
-        </w:rPr>
-        <w:t xml:space="preserve">SyntaxError</w:t>
-      </w:r>
-      <w:r>
-        <w:t xml:space="preserve">. 앞 위치는 삼항식이라 모든 원소에 값을 지정해야 하므로 else가 필수.</w:t>
-      </w:r>
-    </w:p>
-    <w:p>
-      <w:pPr>
-        <w:shd w:fill="E2EFDA" w:val="clear"/>
-        <w:spacing w:after="100" w:line="264"/>
-      </w:pPr>
-      <w:r>
-        <w:rPr>
-          <w:b/>
-          <w:bCs/>
-          <w:color w:val="375623"/>
-        </w:rPr>
-        <w:t xml:space="preserve">3. </w:t>
-      </w:r>
-      <w:r>
-        <w:rPr>
-          <w:b/>
-          <w:bCs/>
-        </w:rPr>
-        <w:t xml:space="preserve">iterable은 for로 순회만 가능</w:t>
-      </w:r>
-      <w:r>
-        <w:t xml:space="preserve">하고 next()를 직접 쓰면 TypeError, </w:t>
-      </w:r>
-      <w:r>
-        <w:rPr>
-          <w:b/>
-          <w:bCs/>
-        </w:rPr>
-        <w:t xml:space="preserve">iterator는 next()로 값을 꺼내며 위치를 기억</w:t>
-      </w:r>
-      <w:r>
-        <w:t xml:space="preserve">한다.</w:t>
-      </w:r>
-    </w:p>
-    <w:p>
-      <w:pPr>
-        <w:shd w:fill="E2EFDA" w:val="clear"/>
-        <w:spacing w:after="100" w:line="264"/>
-      </w:pPr>
-      <w:r>
-        <w:rPr>
-          <w:b/>
-          <w:bCs/>
-          <w:color w:val="375623"/>
-        </w:rPr>
-        <w:t xml:space="preserve">4. </w:t>
-      </w:r>
-      <w:r>
-        <w:rPr>
-          <w:b/>
-          <w:bCs/>
-        </w:rPr>
-        <w:t xml:space="preserve">빈 리스트 []</w:t>
-      </w:r>
-      <w:r>
-        <w:t xml:space="preserve">. 첫 list(g)가 모든 원소를 소비해 소진되었기 때문(일회성).</w:t>
-      </w:r>
-    </w:p>
-    <w:p>
-      <w:pPr>
-        <w:shd w:fill="E2EFDA" w:val="clear"/>
-        <w:spacing w:after="100" w:line="264"/>
-      </w:pPr>
-      <w:r>
-        <w:rPr>
-          <w:b/>
-          <w:bCs/>
-          <w:color w:val="375623"/>
-        </w:rPr>
-        <w:t xml:space="preserve">5. </w:t>
-      </w:r>
-      <w:r>
-        <w:rPr>
-          <w:b/>
-          <w:bCs/>
-        </w:rPr>
-        <w:t xml:space="preserve">아니다</w:t>
-      </w:r>
-      <w:r>
-        <w:t xml:space="preserve">. 객체만 생성되고 본문은 미실행. 첫 next() 호출 때 첫 yield까지 실행된다.</w:t>
-      </w:r>
-    </w:p>
-    <w:p>
-      <w:pPr>
-        <w:shd w:fill="E2EFDA" w:val="clear"/>
-        <w:spacing w:after="100" w:line="264"/>
-      </w:pPr>
-      <w:r>
-        <w:rPr>
-          <w:b/>
-          <w:bCs/>
-          <w:color w:val="375623"/>
-        </w:rPr>
-        <w:t xml:space="preserve">6. </w:t>
-      </w:r>
-      <w:r>
-        <w:rPr>
-          <w:b/>
-          <w:bCs/>
-        </w:rPr>
-        <w:t xml:space="preserve">제너레이터 표현식</w:t>
-      </w:r>
-      <w:r>
-        <w:t xml:space="preserve">. 중간 리스트 없이 하나씩 생성·소비해 </w:t>
-      </w:r>
-      <w:r>
-        <w:rPr>
-          <w:b/>
-          <w:bCs/>
-        </w:rPr>
-        <w:t xml:space="preserve">메모리를 절약</w:t>
-      </w:r>
-      <w:r>
-        <w:t xml:space="preserve">한다.</w:t>
-      </w:r>
-    </w:p>
-    <w:p>
-      <w:pPr>
-        <w:shd w:fill="E2EFDA" w:val="clear"/>
-        <w:spacing w:after="100" w:line="264"/>
-      </w:pPr>
-      <w:r>
-        <w:rPr>
-          <w:b/>
-          <w:bCs/>
-          <w:color w:val="375623"/>
-        </w:rPr>
-        <w:t xml:space="preserve">7. </w:t>
-      </w:r>
-      <w:r>
-        <w:rPr>
-          <w:b/>
-          <w:bCs/>
-        </w:rPr>
-        <w:t xml:space="preserve">sorted(xs)는 정렬된 새 리스트를 반환(원본 유지)</w:t>
-      </w:r>
-      <w:r>
-        <w:t xml:space="preserve">, </w:t>
-      </w:r>
-      <w:r>
-        <w:rPr>
-          <w:b/>
-          <w:bCs/>
-        </w:rPr>
-        <w:t xml:space="preserve">xs.sort()는 원본을 제자리 정렬하고 None을 반환</w:t>
-      </w:r>
-      <w:r>
-        <w:t xml:space="preserve">한다.</w:t>
-      </w:r>
-    </w:p>
-    <w:p>
-      <w:pPr>
-        <w:shd w:fill="E2EFDA" w:val="clear"/>
-        <w:spacing w:after="100" w:line="264"/>
-      </w:pPr>
-      <w:r>
-        <w:rPr>
-          <w:b/>
-          <w:bCs/>
-          <w:color w:val="375623"/>
-        </w:rPr>
-        <w:t xml:space="preserve">8. </w:t>
-      </w:r>
-      <w:r>
-        <w:rPr>
-          <w:b/>
-          <w:bCs/>
-        </w:rPr>
-        <w:t xml:space="preserve">정렬을 먼저</w:t>
-      </w:r>
-      <w:r>
-        <w:t xml:space="preserve"> 해야 한다(인접한 같은 키만 묶으므로). 그룹 g는 </w:t>
-      </w:r>
-      <w:r>
-        <w:rPr>
-          <w:b/>
-          <w:bCs/>
-        </w:rPr>
-        <w:t xml:space="preserve">일회성 iterator</w:t>
-      </w:r>
-      <w:r>
-        <w:t xml:space="preserve">라 루프 안에서 즉시 list(g)로 소비해야 한다.</w:t>
-      </w:r>
-    </w:p>
-    <w:p>
-      <w:pPr>
-        <w:shd w:fill="E2EFDA" w:val="clear"/>
-        <w:spacing w:after="100" w:line="264"/>
-      </w:pPr>
-      <w:r>
-        <w:rPr>
-          <w:b/>
-          <w:bCs/>
-          <w:color w:val="375623"/>
-        </w:rPr>
-        <w:t xml:space="preserve">9. </w:t>
-      </w:r>
-      <w:r>
-        <w:rPr>
-          <w:b/>
-          <w:bCs/>
-        </w:rPr>
-        <w:t xml:space="preserve">args=튜플, kwargs=딕셔너리</w:t>
-      </w:r>
-      <w:r>
-        <w:t xml:space="preserve">. 여러 인자를 하나로 모으는 </w:t>
-      </w:r>
-      <w:r>
-        <w:rPr>
-          <w:b/>
-          <w:bCs/>
-        </w:rPr>
-        <w:t xml:space="preserve">packing(받기)</w:t>
-      </w:r>
-      <w:r>
-        <w:t xml:space="preserve">이다.</w:t>
-      </w:r>
-    </w:p>
-    <w:p>
-      <w:pPr>
-        <w:shd w:fill="E2EFDA" w:val="clear"/>
-        <w:spacing w:after="100" w:line="264"/>
-      </w:pPr>
-      <w:r>
-        <w:rPr>
-          <w:b/>
-          <w:bCs/>
-          <w:color w:val="375623"/>
-        </w:rPr>
-        <w:t xml:space="preserve">10. </w:t>
-      </w:r>
-      <w:r>
-        <w:rPr>
-          <w:b/>
-          <w:bCs/>
-        </w:rPr>
-        <w:t xml:space="preserve">짧은 쪽 길이까지만 짝지어지고 긴 쪽 나머지는 조용히 버려진다</w:t>
-      </w:r>
-      <w:r>
-        <w:t xml:space="preserve">(에러 없음).</w:t>
       </w:r>
     </w:p>
     <w:sectPr>
